--- a/exports/cifso-certification-forms/valletta_shift_supervisor_candidate_qualifications.docx
+++ b/exports/cifso-certification-forms/valletta_shift_supervisor_candidate_qualifications.docx
@@ -71,7 +71,7 @@
           <w:sz w:val="15"/>
           <w:szCs w:val="15"/>
         </w:rPr>
-        <w:t xml:space="preserve">      </w:t>
+        <w:t xml:space="preserve">      </w:t>
       </w:r>
     </w:p>
     <w:p>
@@ -98,7 +98,7 @@
           <w:sz w:val="15"/>
           <w:szCs w:val="15"/>
         </w:rPr>
-        <w:t xml:space="preserve">      </w:t>
+        <w:t xml:space="preserve">      </w:t>
       </w:r>
     </w:p>
     <w:p>
@@ -125,7 +125,7 @@
           <w:sz w:val="15"/>
           <w:szCs w:val="15"/>
         </w:rPr>
-        <w:t xml:space="preserve">      </w:t>
+        <w:t xml:space="preserve">      </w:t>
       </w:r>
     </w:p>
     <w:p>
@@ -229,6 +229,51 @@
               </w:rPr>
               <w:t xml:space="preserve">YEARS</w:t>
             </w:r>
+            <w:r>
+              <w:br/>
+            </w:r>
+            <w:sdt>
+              <w:sdtPr>
+                <w:dropDownList>
+                  <w:listItem w:displayText="Choose an item." w:value="Choose an item."/>
+                  <w:listItem w:displayText="Less than 1" w:value="Less than 1"/>
+                  <w:listItem w:displayText="1" w:value="1"/>
+                  <w:listItem w:displayText="2" w:value="2"/>
+                  <w:listItem w:displayText="3" w:value="3"/>
+                  <w:listItem w:displayText="4" w:value="4"/>
+                  <w:listItem w:displayText="5" w:value="5"/>
+                  <w:listItem w:displayText="6" w:value="6"/>
+                  <w:listItem w:displayText="7" w:value="7"/>
+                  <w:listItem w:displayText="8" w:value="8"/>
+                  <w:listItem w:displayText="9" w:value="9"/>
+                  <w:listItem w:displayText="10" w:value="10"/>
+                  <w:listItem w:displayText="11" w:value="11"/>
+                  <w:listItem w:displayText="12" w:value="12"/>
+                  <w:listItem w:displayText="13" w:value="13"/>
+                  <w:listItem w:displayText="14" w:value="14"/>
+                  <w:listItem w:displayText="15" w:value="15"/>
+                  <w:listItem w:displayText="16" w:value="16"/>
+                  <w:listItem w:displayText="17" w:value="17"/>
+                  <w:listItem w:displayText="18" w:value="18"/>
+                  <w:listItem w:displayText="19" w:value="19"/>
+                  <w:listItem w:displayText="20" w:value="20"/>
+                  <w:listItem w:displayText="20+" w:value="20+"/>
+                </w:dropDownList>
+              </w:sdtPr>
+              <w:sdtContent>
+                <w:r>
+                  <w:rPr>
+                    <w:rFonts w:ascii="Calibri" w:cs="Calibri" w:eastAsia="Calibri" w:hAnsi="Calibri"/>
+                    <w:i/>
+                    <w:iCs/>
+                    <w:color w:val="5B5F66"/>
+                    <w:sz w:val="20"/>
+                    <w:szCs w:val="20"/>
+                  </w:rPr>
+                  <w:t xml:space="preserve">Choose an item.</w:t>
+                </w:r>
+              </w:sdtContent>
+            </w:sdt>
           </w:p>
         </w:tc>
         <w:tc>
@@ -264,6 +309,13 @@
                 <w:szCs w:val="15"/>
               </w:rPr>
               <w:t xml:space="preserve">MONTHS</w:t>
+            </w:r>
+            <w:r>
+              <w:rPr>
+                <w:sz w:val="15"/>
+                <w:szCs w:val="15"/>
+              </w:rPr>
+              <w:t xml:space="preserve">      </w:t>
             </w:r>
           </w:p>
         </w:tc>
@@ -351,6 +403,51 @@
               </w:rPr>
               <w:t xml:space="preserve">YEARS</w:t>
             </w:r>
+            <w:r>
+              <w:br/>
+            </w:r>
+            <w:sdt>
+              <w:sdtPr>
+                <w:dropDownList>
+                  <w:listItem w:displayText="Choose an item." w:value="Choose an item."/>
+                  <w:listItem w:displayText="Less than 1" w:value="Less than 1"/>
+                  <w:listItem w:displayText="1" w:value="1"/>
+                  <w:listItem w:displayText="2" w:value="2"/>
+                  <w:listItem w:displayText="3" w:value="3"/>
+                  <w:listItem w:displayText="4" w:value="4"/>
+                  <w:listItem w:displayText="5" w:value="5"/>
+                  <w:listItem w:displayText="6" w:value="6"/>
+                  <w:listItem w:displayText="7" w:value="7"/>
+                  <w:listItem w:displayText="8" w:value="8"/>
+                  <w:listItem w:displayText="9" w:value="9"/>
+                  <w:listItem w:displayText="10" w:value="10"/>
+                  <w:listItem w:displayText="11" w:value="11"/>
+                  <w:listItem w:displayText="12" w:value="12"/>
+                  <w:listItem w:displayText="13" w:value="13"/>
+                  <w:listItem w:displayText="14" w:value="14"/>
+                  <w:listItem w:displayText="15" w:value="15"/>
+                  <w:listItem w:displayText="16" w:value="16"/>
+                  <w:listItem w:displayText="17" w:value="17"/>
+                  <w:listItem w:displayText="18" w:value="18"/>
+                  <w:listItem w:displayText="19" w:value="19"/>
+                  <w:listItem w:displayText="20" w:value="20"/>
+                  <w:listItem w:displayText="20+" w:value="20+"/>
+                </w:dropDownList>
+              </w:sdtPr>
+              <w:sdtContent>
+                <w:r>
+                  <w:rPr>
+                    <w:rFonts w:ascii="Calibri" w:cs="Calibri" w:eastAsia="Calibri" w:hAnsi="Calibri"/>
+                    <w:i/>
+                    <w:iCs/>
+                    <w:color w:val="5B5F66"/>
+                    <w:sz w:val="20"/>
+                    <w:szCs w:val="20"/>
+                  </w:rPr>
+                  <w:t xml:space="preserve">Choose an item.</w:t>
+                </w:r>
+              </w:sdtContent>
+            </w:sdt>
           </w:p>
         </w:tc>
         <w:tc>
@@ -387,6 +484,13 @@
               </w:rPr>
               <w:t xml:space="preserve">MONTHS</w:t>
             </w:r>
+            <w:r>
+              <w:rPr>
+                <w:sz w:val="15"/>
+                <w:szCs w:val="15"/>
+              </w:rPr>
+              <w:t xml:space="preserve">      </w:t>
+            </w:r>
           </w:p>
         </w:tc>
       </w:tr>
@@ -593,151 +697,6 @@
           <w:szCs w:val="21"/>
         </w:rPr>
         <w:t xml:space="preserve">REQUIRED CERTIFICATIONS – FEMA CERTIFICATIONS</w:t>
-      </w:r>
-    </w:p>
-    <w:p>
-      <w:pPr>
-        <w:pBdr>
-          <w:bottom w:val="single" w:color="D8D9DB" w:sz="4" w:space="4"/>
-        </w:pBdr>
-        <w:spacing w:after="60" w:before="120"/>
-      </w:pPr>
-      <w:r>
-        <w:rPr>
-          <w:rFonts w:ascii="Arial" w:cs="Arial" w:eastAsia="Arial" w:hAnsi="Arial"/>
-          <w:b/>
-          <w:bCs/>
-          <w:color w:val="FF002B"/>
-          <w:spacing w:val="3"/>
-          <w:sz w:val="15"/>
-          <w:szCs w:val="15"/>
-        </w:rPr>
-        <w:t xml:space="preserve">TX DIV. OF EMERGENCY MANAGEMENT G-IS.100.C INTRODUCTION TO THE INCIDENT COMMAND SYSTEM – DATE OF COMPLETION</w:t>
-      </w:r>
-      <w:r>
-        <w:rPr>
-          <w:sz w:val="15"/>
-          <w:szCs w:val="15"/>
-        </w:rPr>
-        <w:t xml:space="preserve">      </w:t>
-      </w:r>
-    </w:p>
-    <w:p>
-      <w:pPr>
-        <w:pBdr>
-          <w:bottom w:val="single" w:color="D8D9DB" w:sz="4" w:space="4"/>
-        </w:pBdr>
-        <w:spacing w:after="60" w:before="120"/>
-      </w:pPr>
-      <w:r>
-        <w:rPr>
-          <w:rFonts w:ascii="Arial" w:cs="Arial" w:eastAsia="Arial" w:hAnsi="Arial"/>
-          <w:b/>
-          <w:bCs/>
-          <w:color w:val="FF002B"/>
-          <w:spacing w:val="3"/>
-          <w:sz w:val="15"/>
-          <w:szCs w:val="15"/>
-        </w:rPr>
-        <w:t xml:space="preserve">TX DIV. OF EMERGENCY MANAGEMENT G-IS.200.C BASIC INCIDENT COMMAND SYSTEM FOR INITIAL RESPONSE – DATE OF COMPLETION</w:t>
-      </w:r>
-      <w:r>
-        <w:rPr>
-          <w:sz w:val="15"/>
-          <w:szCs w:val="15"/>
-        </w:rPr>
-        <w:t xml:space="preserve">      </w:t>
-      </w:r>
-    </w:p>
-    <w:p>
-      <w:pPr>
-        <w:pBdr>
-          <w:bottom w:val="single" w:color="D8D9DB" w:sz="4" w:space="4"/>
-        </w:pBdr>
-        <w:spacing w:after="60" w:before="120"/>
-      </w:pPr>
-      <w:r>
-        <w:rPr>
-          <w:rFonts w:ascii="Arial" w:cs="Arial" w:eastAsia="Arial" w:hAnsi="Arial"/>
-          <w:b/>
-          <w:bCs/>
-          <w:color w:val="FF002B"/>
-          <w:spacing w:val="3"/>
-          <w:sz w:val="15"/>
-          <w:szCs w:val="15"/>
-        </w:rPr>
-        <w:t xml:space="preserve">TX DIV. OF EMERGENCY MANAGEMENT G-IS.700.B AN INTRODUCTION TO THE NATIONAL INCIDENT MANAGEMENT SYSTEM – DATE OF COMPLETION</w:t>
-      </w:r>
-      <w:r>
-        <w:rPr>
-          <w:sz w:val="15"/>
-          <w:szCs w:val="15"/>
-        </w:rPr>
-        <w:t xml:space="preserve">      </w:t>
-      </w:r>
-    </w:p>
-    <w:p>
-      <w:pPr>
-        <w:pBdr>
-          <w:bottom w:val="single" w:color="D8D9DB" w:sz="4" w:space="4"/>
-        </w:pBdr>
-        <w:spacing w:after="60" w:before="120"/>
-      </w:pPr>
-      <w:r>
-        <w:rPr>
-          <w:rFonts w:ascii="Arial" w:cs="Arial" w:eastAsia="Arial" w:hAnsi="Arial"/>
-          <w:b/>
-          <w:bCs/>
-          <w:color w:val="FF002B"/>
-          <w:spacing w:val="3"/>
-          <w:sz w:val="15"/>
-          <w:szCs w:val="15"/>
-        </w:rPr>
-        <w:t xml:space="preserve">TX DIV. OF EMERGENCY MANAGEMENT G-IS.800.D NATIONAL RESPONSE FRAMEWORK, AN INTRODUCTION – DATE OF COMPLETION</w:t>
-      </w:r>
-      <w:r>
-        <w:rPr>
-          <w:sz w:val="15"/>
-          <w:szCs w:val="15"/>
-        </w:rPr>
-        <w:t xml:space="preserve">      </w:t>
-      </w:r>
-    </w:p>
-    <w:p>
-      <w:pPr>
-        <w:shd w:fill="0A0A0A" w:color="auto" w:val="clear"/>
-        <w:spacing w:after="160" w:before="260"/>
-        <w:ind w:left="100"/>
-      </w:pPr>
-      <w:r>
-        <w:rPr>
-          <w:rFonts w:ascii="Bookman Old Style" w:cs="Bookman Old Style" w:eastAsia="Bookman Old Style" w:hAnsi="Bookman Old Style"/>
-          <w:b/>
-          <w:bCs/>
-          <w:color w:val="FFFFFF"/>
-          <w:sz w:val="21"/>
-          <w:szCs w:val="21"/>
-        </w:rPr>
-        <w:t xml:space="preserve">COMPLIANCE</w:t>
-      </w:r>
-    </w:p>
-    <w:p>
-      <w:pPr>
-        <w:pBdr>
-          <w:bottom w:val="single" w:color="FF002B" w:sz="10" w:space="4"/>
-        </w:pBdr>
-        <w:spacing w:after="120" w:before="200"/>
-      </w:pPr>
-      <w:r>
-        <w:rPr>
-          <w:rFonts w:ascii="Arial" w:cs="Arial" w:eastAsia="Arial" w:hAnsi="Arial"/>
-          <w:b/>
-          <w:bCs/>
-          <w:color w:val="0A0A0A"/>
-          <w:sz w:val="18"/>
-          <w:szCs w:val="18"/>
-        </w:rPr>
-        <w:t xml:space="preserve">ANNUAL PHYSICAL FITNESS TEST</w:t>
       </w:r>
     </w:p>
     <w:tbl>
@@ -789,8 +748,33 @@
                 <w:sz w:val="15"/>
                 <w:szCs w:val="15"/>
               </w:rPr>
-              <w:t xml:space="preserve">DATE SUCCESSFULLY COMPLETED</w:t>
-            </w:r>
+              <w:t xml:space="preserve">TX DIV. OF EMERGENCY MANAGEMENT G-IS.100.C INTRODUCTION TO THE INCIDENT COMMAND SYSTEM</w:t>
+            </w:r>
+            <w:r>
+              <w:br/>
+            </w:r>
+            <w:sdt>
+              <w:sdtPr>
+                <w:dropDownList>
+                  <w:listItem w:displayText="Choose an item." w:value="Choose an item."/>
+                  <w:listItem w:displayText="Yes" w:value="Yes"/>
+                  <w:listItem w:displayText="No" w:value="No"/>
+                </w:dropDownList>
+              </w:sdtPr>
+              <w:sdtContent>
+                <w:r>
+                  <w:rPr>
+                    <w:rFonts w:ascii="Calibri" w:cs="Calibri" w:eastAsia="Calibri" w:hAnsi="Calibri"/>
+                    <w:i/>
+                    <w:iCs/>
+                    <w:color w:val="5B5F66"/>
+                    <w:sz w:val="20"/>
+                    <w:szCs w:val="20"/>
+                  </w:rPr>
+                  <w:t xml:space="preserve">Choose an item.</w:t>
+                </w:r>
+              </w:sdtContent>
+            </w:sdt>
           </w:p>
         </w:tc>
         <w:tc>
@@ -825,273 +809,34 @@
                 <w:sz w:val="15"/>
                 <w:szCs w:val="15"/>
               </w:rPr>
-              <w:t xml:space="preserve">LOCATION</w:t>
-            </w:r>
-          </w:p>
-        </w:tc>
-      </w:tr>
-    </w:tbl>
-    <w:tbl>
-      <w:tblPr>
-        <w:tblW w:type="pct" w:w="100%"/>
-        <w:tblBorders>
-          <w:top w:val="single" w:color="auto" w:sz="4"/>
-          <w:left w:val="single" w:color="auto" w:sz="4"/>
-          <w:bottom w:val="single" w:color="auto" w:sz="4"/>
-          <w:right w:val="single" w:color="auto" w:sz="4"/>
-          <w:insideH w:val="single" w:color="auto" w:sz="4"/>
-          <w:insideV w:val="single" w:color="auto" w:sz="4"/>
-        </w:tblBorders>
-      </w:tblPr>
-      <w:tblGrid>
-        <w:gridCol w:w="100"/>
-        <w:gridCol w:w="100"/>
-        <w:gridCol w:w="100"/>
-      </w:tblGrid>
-      <w:tr>
-        <w:tc>
-          <w:tcPr>
-            <w:tcW w:type="pct" w:w="33.33%"/>
-            <w:tcBorders>
-              <w:top w:val="none" w:color="auto" w:sz="0"/>
-              <w:left w:val="none" w:color="auto" w:sz="0"/>
-              <w:bottom w:val="none" w:color="auto" w:sz="0"/>
-              <w:right w:val="none" w:color="auto" w:sz="0"/>
-            </w:tcBorders>
-            <w:tcMar>
-              <w:left w:type="dxa" w:w="0"/>
-              <w:right w:type="dxa" w:w="200"/>
-            </w:tcMar>
-            <w:vAlign w:val="top"/>
-          </w:tcPr>
-          <w:p>
-            <w:pPr>
-              <w:pBdr>
-                <w:bottom w:val="single" w:color="D8D9DB" w:sz="4" w:space="4"/>
-              </w:pBdr>
-              <w:spacing w:after="60" w:before="120"/>
-            </w:pPr>
-            <w:r>
-              <w:rPr>
-                <w:rFonts w:ascii="Arial" w:cs="Arial" w:eastAsia="Arial" w:hAnsi="Arial"/>
-                <w:b/>
-                <w:bCs/>
-                <w:color w:val="FF002B"/>
-                <w:spacing w:val="3"/>
-                <w:sz w:val="15"/>
-                <w:szCs w:val="15"/>
-              </w:rPr>
-              <w:t xml:space="preserve">PUSH-UPS</w:t>
-            </w:r>
-          </w:p>
-        </w:tc>
-        <w:tc>
-          <w:tcPr>
-            <w:tcW w:type="pct" w:w="33.33%"/>
-            <w:tcBorders>
-              <w:top w:val="none" w:color="auto" w:sz="0"/>
-              <w:left w:val="none" w:color="auto" w:sz="0"/>
-              <w:bottom w:val="none" w:color="auto" w:sz="0"/>
-              <w:right w:val="none" w:color="auto" w:sz="0"/>
-            </w:tcBorders>
-            <w:tcMar>
-              <w:left w:type="dxa" w:w="0"/>
-              <w:right w:type="dxa" w:w="200"/>
-            </w:tcMar>
-            <w:vAlign w:val="top"/>
-          </w:tcPr>
-          <w:p>
-            <w:pPr>
-              <w:pBdr>
-                <w:bottom w:val="single" w:color="D8D9DB" w:sz="4" w:space="4"/>
-              </w:pBdr>
-              <w:spacing w:after="60" w:before="120"/>
-            </w:pPr>
-            <w:r>
-              <w:rPr>
-                <w:rFonts w:ascii="Arial" w:cs="Arial" w:eastAsia="Arial" w:hAnsi="Arial"/>
-                <w:b/>
-                <w:bCs/>
-                <w:color w:val="FF002B"/>
-                <w:spacing w:val="3"/>
-                <w:sz w:val="15"/>
-                <w:szCs w:val="15"/>
-              </w:rPr>
-              <w:t xml:space="preserve">SIT-UPS</w:t>
-            </w:r>
-          </w:p>
-        </w:tc>
-        <w:tc>
-          <w:tcPr>
-            <w:tcW w:type="pct" w:w="33.33%"/>
-            <w:tcBorders>
-              <w:top w:val="none" w:color="auto" w:sz="0"/>
-              <w:left w:val="none" w:color="auto" w:sz="0"/>
-              <w:bottom w:val="none" w:color="auto" w:sz="0"/>
-              <w:right w:val="none" w:color="auto" w:sz="0"/>
-            </w:tcBorders>
-            <w:tcMar>
-              <w:left w:type="dxa" w:w="0"/>
-              <w:right w:type="dxa" w:w="200"/>
-            </w:tcMar>
-            <w:vAlign w:val="top"/>
-          </w:tcPr>
-          <w:p>
-            <w:pPr>
-              <w:pBdr>
-                <w:bottom w:val="single" w:color="D8D9DB" w:sz="4" w:space="4"/>
-              </w:pBdr>
-              <w:spacing w:after="60" w:before="120"/>
-            </w:pPr>
-            <w:r>
-              <w:rPr>
-                <w:rFonts w:ascii="Arial" w:cs="Arial" w:eastAsia="Arial" w:hAnsi="Arial"/>
-                <w:b/>
-                <w:bCs/>
-                <w:color w:val="FF002B"/>
-                <w:spacing w:val="3"/>
-                <w:sz w:val="15"/>
-                <w:szCs w:val="15"/>
-              </w:rPr>
-              <w:t xml:space="preserve">300-METER SPRINT (SECONDS)</w:t>
-            </w:r>
-          </w:p>
-        </w:tc>
-      </w:tr>
-    </w:tbl>
-    <w:p>
-      <w:pPr>
-        <w:pBdr>
-          <w:bottom w:val="single" w:color="D8D9DB" w:sz="4" w:space="4"/>
-        </w:pBdr>
-        <w:spacing w:after="60" w:before="120"/>
-      </w:pPr>
-      <w:r>
-        <w:rPr>
-          <w:rFonts w:ascii="Arial" w:cs="Arial" w:eastAsia="Arial" w:hAnsi="Arial"/>
-          <w:b/>
-          <w:bCs/>
-          <w:color w:val="FF002B"/>
-          <w:spacing w:val="3"/>
-          <w:sz w:val="15"/>
-          <w:szCs w:val="15"/>
-        </w:rPr>
-        <w:t xml:space="preserve">CERTIFIED BY</w:t>
-      </w:r>
-      <w:r>
-        <w:rPr>
-          <w:sz w:val="15"/>
-          <w:szCs w:val="15"/>
-        </w:rPr>
-        <w:t xml:space="preserve">      </w:t>
-      </w:r>
-    </w:p>
-    <w:p>
-      <w:pPr>
-        <w:pBdr>
-          <w:bottom w:val="single" w:color="FF002B" w:sz="10" w:space="4"/>
-        </w:pBdr>
-        <w:spacing w:after="120" w:before="200"/>
-      </w:pPr>
-      <w:r>
-        <w:rPr>
-          <w:rFonts w:ascii="Arial" w:cs="Arial" w:eastAsia="Arial" w:hAnsi="Arial"/>
-          <w:b/>
-          <w:bCs/>
-          <w:color w:val="0A0A0A"/>
-          <w:sz w:val="18"/>
-          <w:szCs w:val="18"/>
-        </w:rPr>
-        <w:t xml:space="preserve">ANNUAL FIREARMS QUALIFICATION – PISTOL/RIFLE</w:t>
-      </w:r>
-    </w:p>
-    <w:tbl>
-      <w:tblPr>
-        <w:tblW w:type="pct" w:w="100%"/>
-        <w:tblBorders>
-          <w:top w:val="single" w:color="auto" w:sz="4"/>
-          <w:left w:val="single" w:color="auto" w:sz="4"/>
-          <w:bottom w:val="single" w:color="auto" w:sz="4"/>
-          <w:right w:val="single" w:color="auto" w:sz="4"/>
-          <w:insideH w:val="single" w:color="auto" w:sz="4"/>
-          <w:insideV w:val="single" w:color="auto" w:sz="4"/>
-        </w:tblBorders>
-      </w:tblPr>
-      <w:tblGrid>
-        <w:gridCol w:w="100"/>
-        <w:gridCol w:w="100"/>
-      </w:tblGrid>
-      <w:tr>
-        <w:tc>
-          <w:tcPr>
-            <w:tcW w:type="pct" w:w="50%"/>
-            <w:tcBorders>
-              <w:top w:val="none" w:color="auto" w:sz="0"/>
-              <w:left w:val="none" w:color="auto" w:sz="0"/>
-              <w:bottom w:val="none" w:color="auto" w:sz="0"/>
-              <w:right w:val="none" w:color="auto" w:sz="0"/>
-            </w:tcBorders>
-            <w:tcMar>
-              <w:left w:type="dxa" w:w="0"/>
-              <w:right w:type="dxa" w:w="200"/>
-            </w:tcMar>
-            <w:vAlign w:val="top"/>
-          </w:tcPr>
-          <w:p>
-            <w:pPr>
-              <w:pBdr>
-                <w:bottom w:val="single" w:color="D8D9DB" w:sz="4" w:space="4"/>
-              </w:pBdr>
-              <w:spacing w:after="60" w:before="120"/>
-            </w:pPr>
-            <w:r>
-              <w:rPr>
-                <w:rFonts w:ascii="Arial" w:cs="Arial" w:eastAsia="Arial" w:hAnsi="Arial"/>
-                <w:b/>
-                <w:bCs/>
-                <w:color w:val="FF002B"/>
-                <w:spacing w:val="3"/>
-                <w:sz w:val="15"/>
-                <w:szCs w:val="15"/>
-              </w:rPr>
-              <w:t xml:space="preserve">DATE QUALIFIED</w:t>
-            </w:r>
-          </w:p>
-        </w:tc>
-        <w:tc>
-          <w:tcPr>
-            <w:tcW w:type="pct" w:w="50%"/>
-            <w:tcBorders>
-              <w:top w:val="none" w:color="auto" w:sz="0"/>
-              <w:left w:val="none" w:color="auto" w:sz="0"/>
-              <w:bottom w:val="none" w:color="auto" w:sz="0"/>
-              <w:right w:val="none" w:color="auto" w:sz="0"/>
-            </w:tcBorders>
-            <w:tcMar>
-              <w:left w:type="dxa" w:w="0"/>
-              <w:right w:type="dxa" w:w="200"/>
-            </w:tcMar>
-            <w:vAlign w:val="top"/>
-          </w:tcPr>
-          <w:p>
-            <w:pPr>
-              <w:pBdr>
-                <w:bottom w:val="single" w:color="D8D9DB" w:sz="4" w:space="4"/>
-              </w:pBdr>
-              <w:spacing w:after="60" w:before="120"/>
-            </w:pPr>
-            <w:r>
-              <w:rPr>
-                <w:rFonts w:ascii="Arial" w:cs="Arial" w:eastAsia="Arial" w:hAnsi="Arial"/>
-                <w:b/>
-                <w:bCs/>
-                <w:color w:val="FF002B"/>
-                <w:spacing w:val="3"/>
-                <w:sz w:val="15"/>
-                <w:szCs w:val="15"/>
-              </w:rPr>
-              <w:t xml:space="preserve">LOCATION</w:t>
-            </w:r>
+              <w:t xml:space="preserve">DATE OF COMPLETION</w:t>
+            </w:r>
+            <w:r>
+              <w:br/>
+            </w:r>
+            <w:sdt>
+              <w:sdtPr>
+                <w:date>
+                  <w:dateFormat w:val="M/d/yyyy"/>
+                  <w:lid w:val="en-US"/>
+                  <w:storeMappedDataAs w:val="dateTime"/>
+                  <w:calendar w:val="gregorian"/>
+                </w:date>
+              </w:sdtPr>
+              <w:sdtContent>
+                <w:r>
+                  <w:rPr>
+                    <w:rFonts w:ascii="Calibri" w:cs="Calibri" w:eastAsia="Calibri" w:hAnsi="Calibri"/>
+                    <w:i/>
+                    <w:iCs/>
+                    <w:color w:val="5B5F66"/>
+                    <w:sz w:val="20"/>
+                    <w:szCs w:val="20"/>
+                  </w:rPr>
+                  <w:t xml:space="preserve">Click or tap to enter a date.</w:t>
+                </w:r>
+              </w:sdtContent>
+            </w:sdt>
           </w:p>
         </w:tc>
       </w:tr>
@@ -1145,8 +890,33 @@
                 <w:sz w:val="15"/>
                 <w:szCs w:val="15"/>
               </w:rPr>
-              <w:t xml:space="preserve">PISTOL RANGE SCORE</w:t>
-            </w:r>
+              <w:t xml:space="preserve">TX DIV. OF EMERGENCY MANAGEMENT G-IS.200.C BASIC INCIDENT COMMAND SYSTEM FOR INITIAL RESPONSE</w:t>
+            </w:r>
+            <w:r>
+              <w:br/>
+            </w:r>
+            <w:sdt>
+              <w:sdtPr>
+                <w:dropDownList>
+                  <w:listItem w:displayText="Choose an item." w:value="Choose an item."/>
+                  <w:listItem w:displayText="Yes" w:value="Yes"/>
+                  <w:listItem w:displayText="No" w:value="No"/>
+                </w:dropDownList>
+              </w:sdtPr>
+              <w:sdtContent>
+                <w:r>
+                  <w:rPr>
+                    <w:rFonts w:ascii="Calibri" w:cs="Calibri" w:eastAsia="Calibri" w:hAnsi="Calibri"/>
+                    <w:i/>
+                    <w:iCs/>
+                    <w:color w:val="5B5F66"/>
+                    <w:sz w:val="20"/>
+                    <w:szCs w:val="20"/>
+                  </w:rPr>
+                  <w:t xml:space="preserve">Choose an item.</w:t>
+                </w:r>
+              </w:sdtContent>
+            </w:sdt>
           </w:p>
         </w:tc>
         <w:tc>
@@ -1181,7 +951,627 @@
                 <w:sz w:val="15"/>
                 <w:szCs w:val="15"/>
               </w:rPr>
-              <w:t xml:space="preserve">RIFLE RANGE SCORE</w:t>
+              <w:t xml:space="preserve">DATE OF COMPLETION</w:t>
+            </w:r>
+            <w:r>
+              <w:br/>
+            </w:r>
+            <w:sdt>
+              <w:sdtPr>
+                <w:date>
+                  <w:dateFormat w:val="M/d/yyyy"/>
+                  <w:lid w:val="en-US"/>
+                  <w:storeMappedDataAs w:val="dateTime"/>
+                  <w:calendar w:val="gregorian"/>
+                </w:date>
+              </w:sdtPr>
+              <w:sdtContent>
+                <w:r>
+                  <w:rPr>
+                    <w:rFonts w:ascii="Calibri" w:cs="Calibri" w:eastAsia="Calibri" w:hAnsi="Calibri"/>
+                    <w:i/>
+                    <w:iCs/>
+                    <w:color w:val="5B5F66"/>
+                    <w:sz w:val="20"/>
+                    <w:szCs w:val="20"/>
+                  </w:rPr>
+                  <w:t xml:space="preserve">Click or tap to enter a date.</w:t>
+                </w:r>
+              </w:sdtContent>
+            </w:sdt>
+          </w:p>
+        </w:tc>
+      </w:tr>
+    </w:tbl>
+    <w:tbl>
+      <w:tblPr>
+        <w:tblW w:type="pct" w:w="100%"/>
+        <w:tblBorders>
+          <w:top w:val="single" w:color="auto" w:sz="4"/>
+          <w:left w:val="single" w:color="auto" w:sz="4"/>
+          <w:bottom w:val="single" w:color="auto" w:sz="4"/>
+          <w:right w:val="single" w:color="auto" w:sz="4"/>
+          <w:insideH w:val="single" w:color="auto" w:sz="4"/>
+          <w:insideV w:val="single" w:color="auto" w:sz="4"/>
+        </w:tblBorders>
+      </w:tblPr>
+      <w:tblGrid>
+        <w:gridCol w:w="100"/>
+        <w:gridCol w:w="100"/>
+      </w:tblGrid>
+      <w:tr>
+        <w:tc>
+          <w:tcPr>
+            <w:tcW w:type="pct" w:w="50%"/>
+            <w:tcBorders>
+              <w:top w:val="none" w:color="auto" w:sz="0"/>
+              <w:left w:val="none" w:color="auto" w:sz="0"/>
+              <w:bottom w:val="none" w:color="auto" w:sz="0"/>
+              <w:right w:val="none" w:color="auto" w:sz="0"/>
+            </w:tcBorders>
+            <w:tcMar>
+              <w:left w:type="dxa" w:w="0"/>
+              <w:right w:type="dxa" w:w="200"/>
+            </w:tcMar>
+            <w:vAlign w:val="top"/>
+          </w:tcPr>
+          <w:p>
+            <w:pPr>
+              <w:pBdr>
+                <w:bottom w:val="single" w:color="D8D9DB" w:sz="4" w:space="4"/>
+              </w:pBdr>
+              <w:spacing w:after="60" w:before="120"/>
+            </w:pPr>
+            <w:r>
+              <w:rPr>
+                <w:rFonts w:ascii="Arial" w:cs="Arial" w:eastAsia="Arial" w:hAnsi="Arial"/>
+                <w:b/>
+                <w:bCs/>
+                <w:color w:val="FF002B"/>
+                <w:spacing w:val="3"/>
+                <w:sz w:val="15"/>
+                <w:szCs w:val="15"/>
+              </w:rPr>
+              <w:t xml:space="preserve">TX DIV. OF EMERGENCY MANAGEMENT G-IS.700.B AN INTRODUCTION TO THE NATIONAL INCIDENT MANAGEMENT SYSTEM</w:t>
+            </w:r>
+            <w:r>
+              <w:br/>
+            </w:r>
+            <w:sdt>
+              <w:sdtPr>
+                <w:dropDownList>
+                  <w:listItem w:displayText="Choose an item." w:value="Choose an item."/>
+                  <w:listItem w:displayText="Yes" w:value="Yes"/>
+                  <w:listItem w:displayText="No" w:value="No"/>
+                </w:dropDownList>
+              </w:sdtPr>
+              <w:sdtContent>
+                <w:r>
+                  <w:rPr>
+                    <w:rFonts w:ascii="Calibri" w:cs="Calibri" w:eastAsia="Calibri" w:hAnsi="Calibri"/>
+                    <w:i/>
+                    <w:iCs/>
+                    <w:color w:val="5B5F66"/>
+                    <w:sz w:val="20"/>
+                    <w:szCs w:val="20"/>
+                  </w:rPr>
+                  <w:t xml:space="preserve">Choose an item.</w:t>
+                </w:r>
+              </w:sdtContent>
+            </w:sdt>
+          </w:p>
+        </w:tc>
+        <w:tc>
+          <w:tcPr>
+            <w:tcW w:type="pct" w:w="50%"/>
+            <w:tcBorders>
+              <w:top w:val="none" w:color="auto" w:sz="0"/>
+              <w:left w:val="none" w:color="auto" w:sz="0"/>
+              <w:bottom w:val="none" w:color="auto" w:sz="0"/>
+              <w:right w:val="none" w:color="auto" w:sz="0"/>
+            </w:tcBorders>
+            <w:tcMar>
+              <w:left w:type="dxa" w:w="0"/>
+              <w:right w:type="dxa" w:w="200"/>
+            </w:tcMar>
+            <w:vAlign w:val="top"/>
+          </w:tcPr>
+          <w:p>
+            <w:pPr>
+              <w:pBdr>
+                <w:bottom w:val="single" w:color="D8D9DB" w:sz="4" w:space="4"/>
+              </w:pBdr>
+              <w:spacing w:after="60" w:before="120"/>
+            </w:pPr>
+            <w:r>
+              <w:rPr>
+                <w:rFonts w:ascii="Arial" w:cs="Arial" w:eastAsia="Arial" w:hAnsi="Arial"/>
+                <w:b/>
+                <w:bCs/>
+                <w:color w:val="FF002B"/>
+                <w:spacing w:val="3"/>
+                <w:sz w:val="15"/>
+                <w:szCs w:val="15"/>
+              </w:rPr>
+              <w:t xml:space="preserve">DATE OF COMPLETION</w:t>
+            </w:r>
+            <w:r>
+              <w:br/>
+            </w:r>
+            <w:sdt>
+              <w:sdtPr>
+                <w:date>
+                  <w:dateFormat w:val="M/d/yyyy"/>
+                  <w:lid w:val="en-US"/>
+                  <w:storeMappedDataAs w:val="dateTime"/>
+                  <w:calendar w:val="gregorian"/>
+                </w:date>
+              </w:sdtPr>
+              <w:sdtContent>
+                <w:r>
+                  <w:rPr>
+                    <w:rFonts w:ascii="Calibri" w:cs="Calibri" w:eastAsia="Calibri" w:hAnsi="Calibri"/>
+                    <w:i/>
+                    <w:iCs/>
+                    <w:color w:val="5B5F66"/>
+                    <w:sz w:val="20"/>
+                    <w:szCs w:val="20"/>
+                  </w:rPr>
+                  <w:t xml:space="preserve">Click or tap to enter a date.</w:t>
+                </w:r>
+              </w:sdtContent>
+            </w:sdt>
+          </w:p>
+        </w:tc>
+      </w:tr>
+    </w:tbl>
+    <w:tbl>
+      <w:tblPr>
+        <w:tblW w:type="pct" w:w="100%"/>
+        <w:tblBorders>
+          <w:top w:val="single" w:color="auto" w:sz="4"/>
+          <w:left w:val="single" w:color="auto" w:sz="4"/>
+          <w:bottom w:val="single" w:color="auto" w:sz="4"/>
+          <w:right w:val="single" w:color="auto" w:sz="4"/>
+          <w:insideH w:val="single" w:color="auto" w:sz="4"/>
+          <w:insideV w:val="single" w:color="auto" w:sz="4"/>
+        </w:tblBorders>
+      </w:tblPr>
+      <w:tblGrid>
+        <w:gridCol w:w="100"/>
+        <w:gridCol w:w="100"/>
+      </w:tblGrid>
+      <w:tr>
+        <w:tc>
+          <w:tcPr>
+            <w:tcW w:type="pct" w:w="50%"/>
+            <w:tcBorders>
+              <w:top w:val="none" w:color="auto" w:sz="0"/>
+              <w:left w:val="none" w:color="auto" w:sz="0"/>
+              <w:bottom w:val="none" w:color="auto" w:sz="0"/>
+              <w:right w:val="none" w:color="auto" w:sz="0"/>
+            </w:tcBorders>
+            <w:tcMar>
+              <w:left w:type="dxa" w:w="0"/>
+              <w:right w:type="dxa" w:w="200"/>
+            </w:tcMar>
+            <w:vAlign w:val="top"/>
+          </w:tcPr>
+          <w:p>
+            <w:pPr>
+              <w:pBdr>
+                <w:bottom w:val="single" w:color="D8D9DB" w:sz="4" w:space="4"/>
+              </w:pBdr>
+              <w:spacing w:after="60" w:before="120"/>
+            </w:pPr>
+            <w:r>
+              <w:rPr>
+                <w:rFonts w:ascii="Arial" w:cs="Arial" w:eastAsia="Arial" w:hAnsi="Arial"/>
+                <w:b/>
+                <w:bCs/>
+                <w:color w:val="FF002B"/>
+                <w:spacing w:val="3"/>
+                <w:sz w:val="15"/>
+                <w:szCs w:val="15"/>
+              </w:rPr>
+              <w:t xml:space="preserve">TX DIV. OF EMERGENCY MANAGEMENT G-IS.800.D NATIONAL RESPONSE FRAMEWORK, AN INTRODUCTION</w:t>
+            </w:r>
+            <w:r>
+              <w:br/>
+            </w:r>
+            <w:sdt>
+              <w:sdtPr>
+                <w:dropDownList>
+                  <w:listItem w:displayText="Choose an item." w:value="Choose an item."/>
+                  <w:listItem w:displayText="Yes" w:value="Yes"/>
+                  <w:listItem w:displayText="No" w:value="No"/>
+                </w:dropDownList>
+              </w:sdtPr>
+              <w:sdtContent>
+                <w:r>
+                  <w:rPr>
+                    <w:rFonts w:ascii="Calibri" w:cs="Calibri" w:eastAsia="Calibri" w:hAnsi="Calibri"/>
+                    <w:i/>
+                    <w:iCs/>
+                    <w:color w:val="5B5F66"/>
+                    <w:sz w:val="20"/>
+                    <w:szCs w:val="20"/>
+                  </w:rPr>
+                  <w:t xml:space="preserve">Choose an item.</w:t>
+                </w:r>
+              </w:sdtContent>
+            </w:sdt>
+          </w:p>
+        </w:tc>
+        <w:tc>
+          <w:tcPr>
+            <w:tcW w:type="pct" w:w="50%"/>
+            <w:tcBorders>
+              <w:top w:val="none" w:color="auto" w:sz="0"/>
+              <w:left w:val="none" w:color="auto" w:sz="0"/>
+              <w:bottom w:val="none" w:color="auto" w:sz="0"/>
+              <w:right w:val="none" w:color="auto" w:sz="0"/>
+            </w:tcBorders>
+            <w:tcMar>
+              <w:left w:type="dxa" w:w="0"/>
+              <w:right w:type="dxa" w:w="200"/>
+            </w:tcMar>
+            <w:vAlign w:val="top"/>
+          </w:tcPr>
+          <w:p>
+            <w:pPr>
+              <w:pBdr>
+                <w:bottom w:val="single" w:color="D8D9DB" w:sz="4" w:space="4"/>
+              </w:pBdr>
+              <w:spacing w:after="60" w:before="120"/>
+            </w:pPr>
+            <w:r>
+              <w:rPr>
+                <w:rFonts w:ascii="Arial" w:cs="Arial" w:eastAsia="Arial" w:hAnsi="Arial"/>
+                <w:b/>
+                <w:bCs/>
+                <w:color w:val="FF002B"/>
+                <w:spacing w:val="3"/>
+                <w:sz w:val="15"/>
+                <w:szCs w:val="15"/>
+              </w:rPr>
+              <w:t xml:space="preserve">DATE OF COMPLETION</w:t>
+            </w:r>
+            <w:r>
+              <w:br/>
+            </w:r>
+            <w:sdt>
+              <w:sdtPr>
+                <w:date>
+                  <w:dateFormat w:val="M/d/yyyy"/>
+                  <w:lid w:val="en-US"/>
+                  <w:storeMappedDataAs w:val="dateTime"/>
+                  <w:calendar w:val="gregorian"/>
+                </w:date>
+              </w:sdtPr>
+              <w:sdtContent>
+                <w:r>
+                  <w:rPr>
+                    <w:rFonts w:ascii="Calibri" w:cs="Calibri" w:eastAsia="Calibri" w:hAnsi="Calibri"/>
+                    <w:i/>
+                    <w:iCs/>
+                    <w:color w:val="5B5F66"/>
+                    <w:sz w:val="20"/>
+                    <w:szCs w:val="20"/>
+                  </w:rPr>
+                  <w:t xml:space="preserve">Click or tap to enter a date.</w:t>
+                </w:r>
+              </w:sdtContent>
+            </w:sdt>
+          </w:p>
+        </w:tc>
+      </w:tr>
+    </w:tbl>
+    <w:p>
+      <w:pPr>
+        <w:shd w:fill="0A0A0A" w:color="auto" w:val="clear"/>
+        <w:spacing w:after="160" w:before="260"/>
+        <w:ind w:left="100"/>
+      </w:pPr>
+      <w:r>
+        <w:rPr>
+          <w:rFonts w:ascii="Bookman Old Style" w:cs="Bookman Old Style" w:eastAsia="Bookman Old Style" w:hAnsi="Bookman Old Style"/>
+          <w:b/>
+          <w:bCs/>
+          <w:color w:val="FFFFFF"/>
+          <w:sz w:val="21"/>
+          <w:szCs w:val="21"/>
+        </w:rPr>
+        <w:t xml:space="preserve">COMPLIANCE</w:t>
+      </w:r>
+    </w:p>
+    <w:p>
+      <w:pPr>
+        <w:pBdr>
+          <w:bottom w:val="single" w:color="FF002B" w:sz="10" w:space="4"/>
+        </w:pBdr>
+        <w:spacing w:after="120" w:before="200"/>
+      </w:pPr>
+      <w:r>
+        <w:rPr>
+          <w:rFonts w:ascii="Arial" w:cs="Arial" w:eastAsia="Arial" w:hAnsi="Arial"/>
+          <w:b/>
+          <w:bCs/>
+          <w:color w:val="0A0A0A"/>
+          <w:sz w:val="18"/>
+          <w:szCs w:val="18"/>
+        </w:rPr>
+        <w:t xml:space="preserve">ANNUAL PHYSICAL FITNESS TEST</w:t>
+      </w:r>
+    </w:p>
+    <w:tbl>
+      <w:tblPr>
+        <w:tblW w:type="pct" w:w="100%"/>
+        <w:tblBorders>
+          <w:top w:val="single" w:color="auto" w:sz="4"/>
+          <w:left w:val="single" w:color="auto" w:sz="4"/>
+          <w:bottom w:val="single" w:color="auto" w:sz="4"/>
+          <w:right w:val="single" w:color="auto" w:sz="4"/>
+          <w:insideH w:val="single" w:color="auto" w:sz="4"/>
+          <w:insideV w:val="single" w:color="auto" w:sz="4"/>
+        </w:tblBorders>
+      </w:tblPr>
+      <w:tblGrid>
+        <w:gridCol w:w="100"/>
+        <w:gridCol w:w="100"/>
+      </w:tblGrid>
+      <w:tr>
+        <w:tc>
+          <w:tcPr>
+            <w:tcW w:type="pct" w:w="50%"/>
+            <w:tcBorders>
+              <w:top w:val="none" w:color="auto" w:sz="0"/>
+              <w:left w:val="none" w:color="auto" w:sz="0"/>
+              <w:bottom w:val="none" w:color="auto" w:sz="0"/>
+              <w:right w:val="none" w:color="auto" w:sz="0"/>
+            </w:tcBorders>
+            <w:tcMar>
+              <w:left w:type="dxa" w:w="0"/>
+              <w:right w:type="dxa" w:w="200"/>
+            </w:tcMar>
+            <w:vAlign w:val="top"/>
+          </w:tcPr>
+          <w:p>
+            <w:pPr>
+              <w:pBdr>
+                <w:bottom w:val="single" w:color="D8D9DB" w:sz="4" w:space="4"/>
+              </w:pBdr>
+              <w:spacing w:after="60" w:before="120"/>
+            </w:pPr>
+            <w:r>
+              <w:rPr>
+                <w:rFonts w:ascii="Arial" w:cs="Arial" w:eastAsia="Arial" w:hAnsi="Arial"/>
+                <w:b/>
+                <w:bCs/>
+                <w:color w:val="FF002B"/>
+                <w:spacing w:val="3"/>
+                <w:sz w:val="15"/>
+                <w:szCs w:val="15"/>
+              </w:rPr>
+              <w:t xml:space="preserve">DATE SUCCESSFULLY COMPLETED</w:t>
+            </w:r>
+            <w:r>
+              <w:br/>
+            </w:r>
+            <w:sdt>
+              <w:sdtPr>
+                <w:date>
+                  <w:dateFormat w:val="M/d/yyyy"/>
+                  <w:lid w:val="en-US"/>
+                  <w:storeMappedDataAs w:val="dateTime"/>
+                  <w:calendar w:val="gregorian"/>
+                </w:date>
+              </w:sdtPr>
+              <w:sdtContent>
+                <w:r>
+                  <w:rPr>
+                    <w:rFonts w:ascii="Calibri" w:cs="Calibri" w:eastAsia="Calibri" w:hAnsi="Calibri"/>
+                    <w:i/>
+                    <w:iCs/>
+                    <w:color w:val="5B5F66"/>
+                    <w:sz w:val="20"/>
+                    <w:szCs w:val="20"/>
+                  </w:rPr>
+                  <w:t xml:space="preserve">Click or tap to enter a date.</w:t>
+                </w:r>
+              </w:sdtContent>
+            </w:sdt>
+          </w:p>
+        </w:tc>
+        <w:tc>
+          <w:tcPr>
+            <w:tcW w:type="pct" w:w="50%"/>
+            <w:tcBorders>
+              <w:top w:val="none" w:color="auto" w:sz="0"/>
+              <w:left w:val="none" w:color="auto" w:sz="0"/>
+              <w:bottom w:val="none" w:color="auto" w:sz="0"/>
+              <w:right w:val="none" w:color="auto" w:sz="0"/>
+            </w:tcBorders>
+            <w:tcMar>
+              <w:left w:type="dxa" w:w="0"/>
+              <w:right w:type="dxa" w:w="200"/>
+            </w:tcMar>
+            <w:vAlign w:val="top"/>
+          </w:tcPr>
+          <w:p>
+            <w:pPr>
+              <w:pBdr>
+                <w:bottom w:val="single" w:color="D8D9DB" w:sz="4" w:space="4"/>
+              </w:pBdr>
+              <w:spacing w:after="60" w:before="120"/>
+            </w:pPr>
+            <w:r>
+              <w:rPr>
+                <w:rFonts w:ascii="Arial" w:cs="Arial" w:eastAsia="Arial" w:hAnsi="Arial"/>
+                <w:b/>
+                <w:bCs/>
+                <w:color w:val="FF002B"/>
+                <w:spacing w:val="3"/>
+                <w:sz w:val="15"/>
+                <w:szCs w:val="15"/>
+              </w:rPr>
+              <w:t xml:space="preserve">LOCATION</w:t>
+            </w:r>
+            <w:r>
+              <w:rPr>
+                <w:sz w:val="15"/>
+                <w:szCs w:val="15"/>
+              </w:rPr>
+              <w:t xml:space="preserve">      </w:t>
+            </w:r>
+          </w:p>
+        </w:tc>
+      </w:tr>
+    </w:tbl>
+    <w:tbl>
+      <w:tblPr>
+        <w:tblW w:type="pct" w:w="100%"/>
+        <w:tblBorders>
+          <w:top w:val="single" w:color="auto" w:sz="4"/>
+          <w:left w:val="single" w:color="auto" w:sz="4"/>
+          <w:bottom w:val="single" w:color="auto" w:sz="4"/>
+          <w:right w:val="single" w:color="auto" w:sz="4"/>
+          <w:insideH w:val="single" w:color="auto" w:sz="4"/>
+          <w:insideV w:val="single" w:color="auto" w:sz="4"/>
+        </w:tblBorders>
+      </w:tblPr>
+      <w:tblGrid>
+        <w:gridCol w:w="100"/>
+        <w:gridCol w:w="100"/>
+        <w:gridCol w:w="100"/>
+      </w:tblGrid>
+      <w:tr>
+        <w:tc>
+          <w:tcPr>
+            <w:tcW w:type="pct" w:w="33.333333333333336%"/>
+            <w:tcBorders>
+              <w:top w:val="none" w:color="auto" w:sz="0"/>
+              <w:left w:val="none" w:color="auto" w:sz="0"/>
+              <w:bottom w:val="none" w:color="auto" w:sz="0"/>
+              <w:right w:val="none" w:color="auto" w:sz="0"/>
+            </w:tcBorders>
+            <w:tcMar>
+              <w:left w:type="dxa" w:w="0"/>
+              <w:right w:type="dxa" w:w="200"/>
+            </w:tcMar>
+            <w:vAlign w:val="top"/>
+          </w:tcPr>
+          <w:p>
+            <w:pPr>
+              <w:pBdr>
+                <w:bottom w:val="single" w:color="D8D9DB" w:sz="4" w:space="4"/>
+              </w:pBdr>
+              <w:spacing w:after="60" w:before="120"/>
+            </w:pPr>
+            <w:r>
+              <w:rPr>
+                <w:rFonts w:ascii="Arial" w:cs="Arial" w:eastAsia="Arial" w:hAnsi="Arial"/>
+                <w:b/>
+                <w:bCs/>
+                <w:color w:val="FF002B"/>
+                <w:spacing w:val="3"/>
+                <w:sz w:val="15"/>
+                <w:szCs w:val="15"/>
+              </w:rPr>
+              <w:t xml:space="preserve">PUSH-UPS</w:t>
+            </w:r>
+            <w:r>
+              <w:rPr>
+                <w:sz w:val="15"/>
+                <w:szCs w:val="15"/>
+              </w:rPr>
+              <w:t xml:space="preserve">      </w:t>
+            </w:r>
+          </w:p>
+        </w:tc>
+        <w:tc>
+          <w:tcPr>
+            <w:tcW w:type="pct" w:w="33.333333333333336%"/>
+            <w:tcBorders>
+              <w:top w:val="none" w:color="auto" w:sz="0"/>
+              <w:left w:val="none" w:color="auto" w:sz="0"/>
+              <w:bottom w:val="none" w:color="auto" w:sz="0"/>
+              <w:right w:val="none" w:color="auto" w:sz="0"/>
+            </w:tcBorders>
+            <w:tcMar>
+              <w:left w:type="dxa" w:w="0"/>
+              <w:right w:type="dxa" w:w="200"/>
+            </w:tcMar>
+            <w:vAlign w:val="top"/>
+          </w:tcPr>
+          <w:p>
+            <w:pPr>
+              <w:pBdr>
+                <w:bottom w:val="single" w:color="D8D9DB" w:sz="4" w:space="4"/>
+              </w:pBdr>
+              <w:spacing w:after="60" w:before="120"/>
+            </w:pPr>
+            <w:r>
+              <w:rPr>
+                <w:rFonts w:ascii="Arial" w:cs="Arial" w:eastAsia="Arial" w:hAnsi="Arial"/>
+                <w:b/>
+                <w:bCs/>
+                <w:color w:val="FF002B"/>
+                <w:spacing w:val="3"/>
+                <w:sz w:val="15"/>
+                <w:szCs w:val="15"/>
+              </w:rPr>
+              <w:t xml:space="preserve">SIT-UPS</w:t>
+            </w:r>
+            <w:r>
+              <w:rPr>
+                <w:sz w:val="15"/>
+                <w:szCs w:val="15"/>
+              </w:rPr>
+              <w:t xml:space="preserve">      </w:t>
+            </w:r>
+          </w:p>
+        </w:tc>
+        <w:tc>
+          <w:tcPr>
+            <w:tcW w:type="pct" w:w="33.333333333333336%"/>
+            <w:tcBorders>
+              <w:top w:val="none" w:color="auto" w:sz="0"/>
+              <w:left w:val="none" w:color="auto" w:sz="0"/>
+              <w:bottom w:val="none" w:color="auto" w:sz="0"/>
+              <w:right w:val="none" w:color="auto" w:sz="0"/>
+            </w:tcBorders>
+            <w:tcMar>
+              <w:left w:type="dxa" w:w="0"/>
+              <w:right w:type="dxa" w:w="200"/>
+            </w:tcMar>
+            <w:vAlign w:val="top"/>
+          </w:tcPr>
+          <w:p>
+            <w:pPr>
+              <w:pBdr>
+                <w:bottom w:val="single" w:color="D8D9DB" w:sz="4" w:space="4"/>
+              </w:pBdr>
+              <w:spacing w:after="60" w:before="120"/>
+            </w:pPr>
+            <w:r>
+              <w:rPr>
+                <w:rFonts w:ascii="Arial" w:cs="Arial" w:eastAsia="Arial" w:hAnsi="Arial"/>
+                <w:b/>
+                <w:bCs/>
+                <w:color w:val="FF002B"/>
+                <w:spacing w:val="3"/>
+                <w:sz w:val="15"/>
+                <w:szCs w:val="15"/>
+              </w:rPr>
+              <w:t xml:space="preserve">300-METER SPRINT (SECONDS)</w:t>
+            </w:r>
+            <w:r>
+              <w:rPr>
+                <w:sz w:val="15"/>
+                <w:szCs w:val="15"/>
+              </w:rPr>
+              <w:t xml:space="preserve">      </w:t>
             </w:r>
           </w:p>
         </w:tc>
@@ -1211,7 +1601,282 @@
           <w:sz w:val="15"/>
           <w:szCs w:val="15"/>
         </w:rPr>
-        <w:t xml:space="preserve">      </w:t>
+        <w:t xml:space="preserve">      </w:t>
+      </w:r>
+    </w:p>
+    <w:p>
+      <w:pPr>
+        <w:pBdr>
+          <w:bottom w:val="single" w:color="FF002B" w:sz="10" w:space="4"/>
+        </w:pBdr>
+        <w:spacing w:after="120" w:before="200"/>
+      </w:pPr>
+      <w:r>
+        <w:rPr>
+          <w:rFonts w:ascii="Arial" w:cs="Arial" w:eastAsia="Arial" w:hAnsi="Arial"/>
+          <w:b/>
+          <w:bCs/>
+          <w:color w:val="0A0A0A"/>
+          <w:sz w:val="18"/>
+          <w:szCs w:val="18"/>
+        </w:rPr>
+        <w:t xml:space="preserve">ANNUAL FIREARMS QUALIFICATION – PISTOL/RIFLE</w:t>
+      </w:r>
+    </w:p>
+    <w:tbl>
+      <w:tblPr>
+        <w:tblW w:type="pct" w:w="100%"/>
+        <w:tblBorders>
+          <w:top w:val="single" w:color="auto" w:sz="4"/>
+          <w:left w:val="single" w:color="auto" w:sz="4"/>
+          <w:bottom w:val="single" w:color="auto" w:sz="4"/>
+          <w:right w:val="single" w:color="auto" w:sz="4"/>
+          <w:insideH w:val="single" w:color="auto" w:sz="4"/>
+          <w:insideV w:val="single" w:color="auto" w:sz="4"/>
+        </w:tblBorders>
+      </w:tblPr>
+      <w:tblGrid>
+        <w:gridCol w:w="100"/>
+        <w:gridCol w:w="100"/>
+      </w:tblGrid>
+      <w:tr>
+        <w:tc>
+          <w:tcPr>
+            <w:tcW w:type="pct" w:w="50%"/>
+            <w:tcBorders>
+              <w:top w:val="none" w:color="auto" w:sz="0"/>
+              <w:left w:val="none" w:color="auto" w:sz="0"/>
+              <w:bottom w:val="none" w:color="auto" w:sz="0"/>
+              <w:right w:val="none" w:color="auto" w:sz="0"/>
+            </w:tcBorders>
+            <w:tcMar>
+              <w:left w:type="dxa" w:w="0"/>
+              <w:right w:type="dxa" w:w="200"/>
+            </w:tcMar>
+            <w:vAlign w:val="top"/>
+          </w:tcPr>
+          <w:p>
+            <w:pPr>
+              <w:pBdr>
+                <w:bottom w:val="single" w:color="D8D9DB" w:sz="4" w:space="4"/>
+              </w:pBdr>
+              <w:spacing w:after="60" w:before="120"/>
+            </w:pPr>
+            <w:r>
+              <w:rPr>
+                <w:rFonts w:ascii="Arial" w:cs="Arial" w:eastAsia="Arial" w:hAnsi="Arial"/>
+                <w:b/>
+                <w:bCs/>
+                <w:color w:val="FF002B"/>
+                <w:spacing w:val="3"/>
+                <w:sz w:val="15"/>
+                <w:szCs w:val="15"/>
+              </w:rPr>
+              <w:t xml:space="preserve">DATE QUALIFIED</w:t>
+            </w:r>
+            <w:r>
+              <w:br/>
+            </w:r>
+            <w:sdt>
+              <w:sdtPr>
+                <w:date>
+                  <w:dateFormat w:val="M/d/yyyy"/>
+                  <w:lid w:val="en-US"/>
+                  <w:storeMappedDataAs w:val="dateTime"/>
+                  <w:calendar w:val="gregorian"/>
+                </w:date>
+              </w:sdtPr>
+              <w:sdtContent>
+                <w:r>
+                  <w:rPr>
+                    <w:rFonts w:ascii="Calibri" w:cs="Calibri" w:eastAsia="Calibri" w:hAnsi="Calibri"/>
+                    <w:i/>
+                    <w:iCs/>
+                    <w:color w:val="5B5F66"/>
+                    <w:sz w:val="20"/>
+                    <w:szCs w:val="20"/>
+                  </w:rPr>
+                  <w:t xml:space="preserve">Click or tap to enter a date.</w:t>
+                </w:r>
+              </w:sdtContent>
+            </w:sdt>
+          </w:p>
+        </w:tc>
+        <w:tc>
+          <w:tcPr>
+            <w:tcW w:type="pct" w:w="50%"/>
+            <w:tcBorders>
+              <w:top w:val="none" w:color="auto" w:sz="0"/>
+              <w:left w:val="none" w:color="auto" w:sz="0"/>
+              <w:bottom w:val="none" w:color="auto" w:sz="0"/>
+              <w:right w:val="none" w:color="auto" w:sz="0"/>
+            </w:tcBorders>
+            <w:tcMar>
+              <w:left w:type="dxa" w:w="0"/>
+              <w:right w:type="dxa" w:w="200"/>
+            </w:tcMar>
+            <w:vAlign w:val="top"/>
+          </w:tcPr>
+          <w:p>
+            <w:pPr>
+              <w:pBdr>
+                <w:bottom w:val="single" w:color="D8D9DB" w:sz="4" w:space="4"/>
+              </w:pBdr>
+              <w:spacing w:after="60" w:before="120"/>
+            </w:pPr>
+            <w:r>
+              <w:rPr>
+                <w:rFonts w:ascii="Arial" w:cs="Arial" w:eastAsia="Arial" w:hAnsi="Arial"/>
+                <w:b/>
+                <w:bCs/>
+                <w:color w:val="FF002B"/>
+                <w:spacing w:val="3"/>
+                <w:sz w:val="15"/>
+                <w:szCs w:val="15"/>
+              </w:rPr>
+              <w:t xml:space="preserve">LOCATION</w:t>
+            </w:r>
+            <w:r>
+              <w:rPr>
+                <w:sz w:val="15"/>
+                <w:szCs w:val="15"/>
+              </w:rPr>
+              <w:t xml:space="preserve">      </w:t>
+            </w:r>
+          </w:p>
+        </w:tc>
+      </w:tr>
+    </w:tbl>
+    <w:tbl>
+      <w:tblPr>
+        <w:tblW w:type="pct" w:w="100%"/>
+        <w:tblBorders>
+          <w:top w:val="single" w:color="auto" w:sz="4"/>
+          <w:left w:val="single" w:color="auto" w:sz="4"/>
+          <w:bottom w:val="single" w:color="auto" w:sz="4"/>
+          <w:right w:val="single" w:color="auto" w:sz="4"/>
+          <w:insideH w:val="single" w:color="auto" w:sz="4"/>
+          <w:insideV w:val="single" w:color="auto" w:sz="4"/>
+        </w:tblBorders>
+      </w:tblPr>
+      <w:tblGrid>
+        <w:gridCol w:w="100"/>
+        <w:gridCol w:w="100"/>
+      </w:tblGrid>
+      <w:tr>
+        <w:tc>
+          <w:tcPr>
+            <w:tcW w:type="pct" w:w="50%"/>
+            <w:tcBorders>
+              <w:top w:val="none" w:color="auto" w:sz="0"/>
+              <w:left w:val="none" w:color="auto" w:sz="0"/>
+              <w:bottom w:val="none" w:color="auto" w:sz="0"/>
+              <w:right w:val="none" w:color="auto" w:sz="0"/>
+            </w:tcBorders>
+            <w:tcMar>
+              <w:left w:type="dxa" w:w="0"/>
+              <w:right w:type="dxa" w:w="200"/>
+            </w:tcMar>
+            <w:vAlign w:val="top"/>
+          </w:tcPr>
+          <w:p>
+            <w:pPr>
+              <w:pBdr>
+                <w:bottom w:val="single" w:color="D8D9DB" w:sz="4" w:space="4"/>
+              </w:pBdr>
+              <w:spacing w:after="60" w:before="120"/>
+            </w:pPr>
+            <w:r>
+              <w:rPr>
+                <w:rFonts w:ascii="Arial" w:cs="Arial" w:eastAsia="Arial" w:hAnsi="Arial"/>
+                <w:b/>
+                <w:bCs/>
+                <w:color w:val="FF002B"/>
+                <w:spacing w:val="3"/>
+                <w:sz w:val="15"/>
+                <w:szCs w:val="15"/>
+              </w:rPr>
+              <w:t xml:space="preserve">PISTOL RANGE SCORE</w:t>
+            </w:r>
+            <w:r>
+              <w:rPr>
+                <w:sz w:val="15"/>
+                <w:szCs w:val="15"/>
+              </w:rPr>
+              <w:t xml:space="preserve">      </w:t>
+            </w:r>
+          </w:p>
+        </w:tc>
+        <w:tc>
+          <w:tcPr>
+            <w:tcW w:type="pct" w:w="50%"/>
+            <w:tcBorders>
+              <w:top w:val="none" w:color="auto" w:sz="0"/>
+              <w:left w:val="none" w:color="auto" w:sz="0"/>
+              <w:bottom w:val="none" w:color="auto" w:sz="0"/>
+              <w:right w:val="none" w:color="auto" w:sz="0"/>
+            </w:tcBorders>
+            <w:tcMar>
+              <w:left w:type="dxa" w:w="0"/>
+              <w:right w:type="dxa" w:w="200"/>
+            </w:tcMar>
+            <w:vAlign w:val="top"/>
+          </w:tcPr>
+          <w:p>
+            <w:pPr>
+              <w:pBdr>
+                <w:bottom w:val="single" w:color="D8D9DB" w:sz="4" w:space="4"/>
+              </w:pBdr>
+              <w:spacing w:after="60" w:before="120"/>
+            </w:pPr>
+            <w:r>
+              <w:rPr>
+                <w:rFonts w:ascii="Arial" w:cs="Arial" w:eastAsia="Arial" w:hAnsi="Arial"/>
+                <w:b/>
+                <w:bCs/>
+                <w:color w:val="FF002B"/>
+                <w:spacing w:val="3"/>
+                <w:sz w:val="15"/>
+                <w:szCs w:val="15"/>
+              </w:rPr>
+              <w:t xml:space="preserve">RIFLE RANGE SCORE</w:t>
+            </w:r>
+            <w:r>
+              <w:rPr>
+                <w:sz w:val="15"/>
+                <w:szCs w:val="15"/>
+              </w:rPr>
+              <w:t xml:space="preserve">      </w:t>
+            </w:r>
+          </w:p>
+        </w:tc>
+      </w:tr>
+    </w:tbl>
+    <w:p>
+      <w:pPr>
+        <w:pBdr>
+          <w:bottom w:val="single" w:color="D8D9DB" w:sz="4" w:space="4"/>
+        </w:pBdr>
+        <w:spacing w:after="60" w:before="120"/>
+      </w:pPr>
+      <w:r>
+        <w:rPr>
+          <w:rFonts w:ascii="Arial" w:cs="Arial" w:eastAsia="Arial" w:hAnsi="Arial"/>
+          <w:b/>
+          <w:bCs/>
+          <w:color w:val="FF002B"/>
+          <w:spacing w:val="3"/>
+          <w:sz w:val="15"/>
+          <w:szCs w:val="15"/>
+        </w:rPr>
+        <w:t xml:space="preserve">CERTIFIED BY</w:t>
+      </w:r>
+      <w:r>
+        <w:rPr>
+          <w:sz w:val="15"/>
+          <w:szCs w:val="15"/>
+        </w:rPr>
+        <w:t xml:space="preserve">      </w:t>
       </w:r>
     </w:p>
     <w:p>
@@ -1248,7 +1913,7 @@
           <w:sz w:val="20"/>
           <w:szCs w:val="20"/>
         </w:rPr>
-        <w:t xml:space="preserve"> </w:t>
+        <w:t xml:space="preserve"> </w:t>
       </w:r>
     </w:p>
     <w:p>
@@ -1266,7 +1931,7 @@
           <w:sz w:val="20"/>
           <w:szCs w:val="20"/>
         </w:rPr>
-        <w:t xml:space="preserve"> </w:t>
+        <w:t xml:space="preserve"> </w:t>
       </w:r>
     </w:p>
     <w:p>
@@ -1284,7 +1949,7 @@
           <w:sz w:val="20"/>
           <w:szCs w:val="20"/>
         </w:rPr>
-        <w:t xml:space="preserve"> </w:t>
+        <w:t xml:space="preserve"> </w:t>
       </w:r>
     </w:p>
     <w:p>
@@ -1302,7 +1967,7 @@
           <w:sz w:val="20"/>
           <w:szCs w:val="20"/>
         </w:rPr>
-        <w:t xml:space="preserve"> </w:t>
+        <w:t xml:space="preserve"> </w:t>
       </w:r>
     </w:p>
     <w:p>
@@ -1320,7 +1985,7 @@
           <w:sz w:val="20"/>
           <w:szCs w:val="20"/>
         </w:rPr>
-        <w:t xml:space="preserve"> </w:t>
+        <w:t xml:space="preserve"> </w:t>
       </w:r>
     </w:p>
     <w:p>
@@ -1339,7 +2004,7 @@
           <w:sz w:val="20"/>
           <w:szCs w:val="20"/>
         </w:rPr>
-        <w:t xml:space="preserve"> </w:t>
+        <w:t xml:space="preserve"> </w:t>
       </w:r>
     </w:p>
     <w:p>
@@ -1446,23 +2111,28 @@
     <w:p>
       <w:pPr>
         <w:pBdr>
-          <w:bottom w:val="single" w:color="D8D9DB" w:sz="4" w:space="2"/>
+          <w:bottom w:val="single" w:color="D8D9DB" w:sz="4" w:space="4"/>
         </w:pBdr>
-        <w:tabs>
-          <w:tab w:val="left" w:pos="3600"/>
-        </w:tabs>
-        <w:spacing w:after="60" w:before="200"/>
-      </w:pPr>
-      <w:r>
-        <w:rPr>
-          <w:rFonts w:ascii="Calibri" w:cs="Calibri" w:eastAsia="Calibri" w:hAnsi="Calibri"/>
+        <w:spacing w:after="60" w:before="120"/>
+      </w:pPr>
+      <w:r>
+        <w:rPr>
+          <w:rFonts w:ascii="Arial" w:cs="Arial" w:eastAsia="Arial" w:hAnsi="Arial"/>
           <w:b/>
           <w:bCs/>
-          <w:color w:val="26282B"/>
-          <w:sz w:val="19"/>
-          <w:szCs w:val="19"/>
-        </w:rPr>
-        <w:t xml:space="preserve">Email	</w:t>
+          <w:color w:val="FF002B"/>
+          <w:spacing w:val="3"/>
+          <w:sz w:val="15"/>
+          <w:szCs w:val="15"/>
+        </w:rPr>
+        <w:t xml:space="preserve">EMAIL</w:t>
+      </w:r>
+      <w:r>
+        <w:rPr>
+          <w:sz w:val="15"/>
+          <w:szCs w:val="15"/>
+        </w:rPr>
+        <w:t xml:space="preserve">      </w:t>
       </w:r>
     </w:p>
     <w:p>
@@ -1490,23 +2160,28 @@
     <w:p>
       <w:pPr>
         <w:pBdr>
-          <w:bottom w:val="single" w:color="D8D9DB" w:sz="4" w:space="2"/>
+          <w:bottom w:val="single" w:color="D8D9DB" w:sz="4" w:space="4"/>
         </w:pBdr>
-        <w:tabs>
-          <w:tab w:val="left" w:pos="3600"/>
-        </w:tabs>
-        <w:spacing w:after="60" w:before="200"/>
-      </w:pPr>
-      <w:r>
-        <w:rPr>
-          <w:rFonts w:ascii="Calibri" w:cs="Calibri" w:eastAsia="Calibri" w:hAnsi="Calibri"/>
+        <w:spacing w:after="60" w:before="120"/>
+      </w:pPr>
+      <w:r>
+        <w:rPr>
+          <w:rFonts w:ascii="Arial" w:cs="Arial" w:eastAsia="Arial" w:hAnsi="Arial"/>
           <w:b/>
           <w:bCs/>
-          <w:color w:val="26282B"/>
-          <w:sz w:val="19"/>
-          <w:szCs w:val="19"/>
-        </w:rPr>
-        <w:t xml:space="preserve">Email	</w:t>
+          <w:color w:val="FF002B"/>
+          <w:spacing w:val="3"/>
+          <w:sz w:val="15"/>
+          <w:szCs w:val="15"/>
+        </w:rPr>
+        <w:t xml:space="preserve">EMAIL</w:t>
+      </w:r>
+      <w:r>
+        <w:rPr>
+          <w:sz w:val="15"/>
+          <w:szCs w:val="15"/>
+        </w:rPr>
+        <w:t xml:space="preserve">      </w:t>
       </w:r>
     </w:p>
     <w:p>
@@ -1534,23 +2209,28 @@
     <w:p>
       <w:pPr>
         <w:pBdr>
-          <w:bottom w:val="single" w:color="D8D9DB" w:sz="4" w:space="2"/>
+          <w:bottom w:val="single" w:color="D8D9DB" w:sz="4" w:space="4"/>
         </w:pBdr>
-        <w:tabs>
-          <w:tab w:val="left" w:pos="3600"/>
-        </w:tabs>
-        <w:spacing w:after="60" w:before="200"/>
-      </w:pPr>
-      <w:r>
-        <w:rPr>
-          <w:rFonts w:ascii="Calibri" w:cs="Calibri" w:eastAsia="Calibri" w:hAnsi="Calibri"/>
+        <w:spacing w:after="60" w:before="120"/>
+      </w:pPr>
+      <w:r>
+        <w:rPr>
+          <w:rFonts w:ascii="Arial" w:cs="Arial" w:eastAsia="Arial" w:hAnsi="Arial"/>
           <w:b/>
           <w:bCs/>
-          <w:color w:val="26282B"/>
-          <w:sz w:val="19"/>
-          <w:szCs w:val="19"/>
-        </w:rPr>
-        <w:t xml:space="preserve">Email	</w:t>
+          <w:color w:val="FF002B"/>
+          <w:spacing w:val="3"/>
+          <w:sz w:val="15"/>
+          <w:szCs w:val="15"/>
+        </w:rPr>
+        <w:t xml:space="preserve">EMAIL</w:t>
+      </w:r>
+      <w:r>
+        <w:rPr>
+          <w:sz w:val="15"/>
+          <w:szCs w:val="15"/>
+        </w:rPr>
+        <w:t xml:space="preserve">      </w:t>
       </w:r>
     </w:p>
     <w:sectPr>

--- a/exports/cifso-certification-forms/valletta_shift_supervisor_candidate_qualifications.docx
+++ b/exports/cifso-certification-forms/valletta_shift_supervisor_candidate_qualifications.docx
@@ -21,7 +21,7 @@
     <w:p>
       <w:pPr>
         <w:pBdr>
-          <w:bottom w:val="single" w:color="FF002B" w:sz="18" w:space="4"/>
+          <w:bottom w:val="single" w:color="1B4FA0" w:sz="18" w:space="4"/>
         </w:pBdr>
         <w:spacing w:after="160"/>
       </w:pPr>
@@ -59,7 +59,7 @@
           <w:rFonts w:ascii="Arial" w:cs="Arial" w:eastAsia="Arial" w:hAnsi="Arial"/>
           <w:b/>
           <w:bCs/>
-          <w:color w:val="FF002B"/>
+          <w:color w:val="1B4FA0"/>
           <w:spacing w:val="3"/>
           <w:sz w:val="15"/>
           <w:szCs w:val="15"/>
@@ -86,7 +86,7 @@
           <w:rFonts w:ascii="Arial" w:cs="Arial" w:eastAsia="Arial" w:hAnsi="Arial"/>
           <w:b/>
           <w:bCs/>
-          <w:color w:val="FF002B"/>
+          <w:color w:val="1B4FA0"/>
           <w:spacing w:val="3"/>
           <w:sz w:val="15"/>
           <w:szCs w:val="15"/>
@@ -113,7 +113,7 @@
           <w:rFonts w:ascii="Arial" w:cs="Arial" w:eastAsia="Arial" w:hAnsi="Arial"/>
           <w:b/>
           <w:bCs/>
-          <w:color w:val="FF002B"/>
+          <w:color w:val="1B4FA0"/>
           <w:spacing w:val="3"/>
           <w:sz w:val="15"/>
           <w:szCs w:val="15"/>
@@ -131,7 +131,7 @@
     <w:p>
       <w:pPr>
         <w:pBdr>
-          <w:bottom w:val="single" w:color="FF002B" w:sz="10" w:space="4"/>
+          <w:bottom w:val="single" w:color="1B4FA0" w:sz="10" w:space="4"/>
         </w:pBdr>
         <w:spacing w:after="120" w:before="200"/>
       </w:pPr>
@@ -222,7 +222,7 @@
                 <w:rFonts w:ascii="Arial" w:cs="Arial" w:eastAsia="Arial" w:hAnsi="Arial"/>
                 <w:b/>
                 <w:bCs/>
-                <w:color w:val="FF002B"/>
+                <w:color w:val="1B4FA0"/>
                 <w:spacing w:val="3"/>
                 <w:sz w:val="15"/>
                 <w:szCs w:val="15"/>
@@ -303,7 +303,7 @@
                 <w:rFonts w:ascii="Arial" w:cs="Arial" w:eastAsia="Arial" w:hAnsi="Arial"/>
                 <w:b/>
                 <w:bCs/>
-                <w:color w:val="FF002B"/>
+                <w:color w:val="1B4FA0"/>
                 <w:spacing w:val="3"/>
                 <w:sz w:val="15"/>
                 <w:szCs w:val="15"/>
@@ -396,7 +396,7 @@
                 <w:rFonts w:ascii="Arial" w:cs="Arial" w:eastAsia="Arial" w:hAnsi="Arial"/>
                 <w:b/>
                 <w:bCs/>
-                <w:color w:val="FF002B"/>
+                <w:color w:val="1B4FA0"/>
                 <w:spacing w:val="3"/>
                 <w:sz w:val="15"/>
                 <w:szCs w:val="15"/>
@@ -477,7 +477,7 @@
                 <w:rFonts w:ascii="Arial" w:cs="Arial" w:eastAsia="Arial" w:hAnsi="Arial"/>
                 <w:b/>
                 <w:bCs/>
-                <w:color w:val="FF002B"/>
+                <w:color w:val="1B4FA0"/>
                 <w:spacing w:val="3"/>
                 <w:sz w:val="15"/>
                 <w:szCs w:val="15"/>
@@ -743,7 +743,7 @@
                 <w:rFonts w:ascii="Arial" w:cs="Arial" w:eastAsia="Arial" w:hAnsi="Arial"/>
                 <w:b/>
                 <w:bCs/>
-                <w:color w:val="FF002B"/>
+                <w:color w:val="1B4FA0"/>
                 <w:spacing w:val="3"/>
                 <w:sz w:val="15"/>
                 <w:szCs w:val="15"/>
@@ -804,7 +804,7 @@
                 <w:rFonts w:ascii="Arial" w:cs="Arial" w:eastAsia="Arial" w:hAnsi="Arial"/>
                 <w:b/>
                 <w:bCs/>
-                <w:color w:val="FF002B"/>
+                <w:color w:val="1B4FA0"/>
                 <w:spacing w:val="3"/>
                 <w:sz w:val="15"/>
                 <w:szCs w:val="15"/>
@@ -885,7 +885,7 @@
                 <w:rFonts w:ascii="Arial" w:cs="Arial" w:eastAsia="Arial" w:hAnsi="Arial"/>
                 <w:b/>
                 <w:bCs/>
-                <w:color w:val="FF002B"/>
+                <w:color w:val="1B4FA0"/>
                 <w:spacing w:val="3"/>
                 <w:sz w:val="15"/>
                 <w:szCs w:val="15"/>
@@ -946,7 +946,7 @@
                 <w:rFonts w:ascii="Arial" w:cs="Arial" w:eastAsia="Arial" w:hAnsi="Arial"/>
                 <w:b/>
                 <w:bCs/>
-                <w:color w:val="FF002B"/>
+                <w:color w:val="1B4FA0"/>
                 <w:spacing w:val="3"/>
                 <w:sz w:val="15"/>
                 <w:szCs w:val="15"/>
@@ -1027,7 +1027,7 @@
                 <w:rFonts w:ascii="Arial" w:cs="Arial" w:eastAsia="Arial" w:hAnsi="Arial"/>
                 <w:b/>
                 <w:bCs/>
-                <w:color w:val="FF002B"/>
+                <w:color w:val="1B4FA0"/>
                 <w:spacing w:val="3"/>
                 <w:sz w:val="15"/>
                 <w:szCs w:val="15"/>
@@ -1088,7 +1088,7 @@
                 <w:rFonts w:ascii="Arial" w:cs="Arial" w:eastAsia="Arial" w:hAnsi="Arial"/>
                 <w:b/>
                 <w:bCs/>
-                <w:color w:val="FF002B"/>
+                <w:color w:val="1B4FA0"/>
                 <w:spacing w:val="3"/>
                 <w:sz w:val="15"/>
                 <w:szCs w:val="15"/>
@@ -1169,7 +1169,7 @@
                 <w:rFonts w:ascii="Arial" w:cs="Arial" w:eastAsia="Arial" w:hAnsi="Arial"/>
                 <w:b/>
                 <w:bCs/>
-                <w:color w:val="FF002B"/>
+                <w:color w:val="1B4FA0"/>
                 <w:spacing w:val="3"/>
                 <w:sz w:val="15"/>
                 <w:szCs w:val="15"/>
@@ -1230,7 +1230,7 @@
                 <w:rFonts w:ascii="Arial" w:cs="Arial" w:eastAsia="Arial" w:hAnsi="Arial"/>
                 <w:b/>
                 <w:bCs/>
-                <w:color w:val="FF002B"/>
+                <w:color w:val="1B4FA0"/>
                 <w:spacing w:val="3"/>
                 <w:sz w:val="15"/>
                 <w:szCs w:val="15"/>
@@ -1288,7 +1288,7 @@
     <w:p>
       <w:pPr>
         <w:pBdr>
-          <w:bottom w:val="single" w:color="FF002B" w:sz="10" w:space="4"/>
+          <w:bottom w:val="single" w:color="1B4FA0" w:sz="10" w:space="4"/>
         </w:pBdr>
         <w:spacing w:after="120" w:before="200"/>
       </w:pPr>
@@ -1348,7 +1348,7 @@
                 <w:rFonts w:ascii="Arial" w:cs="Arial" w:eastAsia="Arial" w:hAnsi="Arial"/>
                 <w:b/>
                 <w:bCs/>
-                <w:color w:val="FF002B"/>
+                <w:color w:val="1B4FA0"/>
                 <w:spacing w:val="3"/>
                 <w:sz w:val="15"/>
                 <w:szCs w:val="15"/>
@@ -1410,7 +1410,7 @@
                 <w:rFonts w:ascii="Arial" w:cs="Arial" w:eastAsia="Arial" w:hAnsi="Arial"/>
                 <w:b/>
                 <w:bCs/>
-                <w:color w:val="FF002B"/>
+                <w:color w:val="1B4FA0"/>
                 <w:spacing w:val="3"/>
                 <w:sz w:val="15"/>
                 <w:szCs w:val="15"/>
@@ -1473,7 +1473,7 @@
                 <w:rFonts w:ascii="Arial" w:cs="Arial" w:eastAsia="Arial" w:hAnsi="Arial"/>
                 <w:b/>
                 <w:bCs/>
-                <w:color w:val="FF002B"/>
+                <w:color w:val="1B4FA0"/>
                 <w:spacing w:val="3"/>
                 <w:sz w:val="15"/>
                 <w:szCs w:val="15"/>
@@ -1516,7 +1516,7 @@
                 <w:rFonts w:ascii="Arial" w:cs="Arial" w:eastAsia="Arial" w:hAnsi="Arial"/>
                 <w:b/>
                 <w:bCs/>
-                <w:color w:val="FF002B"/>
+                <w:color w:val="1B4FA0"/>
                 <w:spacing w:val="3"/>
                 <w:sz w:val="15"/>
                 <w:szCs w:val="15"/>
@@ -1559,7 +1559,7 @@
                 <w:rFonts w:ascii="Arial" w:cs="Arial" w:eastAsia="Arial" w:hAnsi="Arial"/>
                 <w:b/>
                 <w:bCs/>
-                <w:color w:val="FF002B"/>
+                <w:color w:val="1B4FA0"/>
                 <w:spacing w:val="3"/>
                 <w:sz w:val="15"/>
                 <w:szCs w:val="15"/>
@@ -1589,7 +1589,7 @@
           <w:rFonts w:ascii="Arial" w:cs="Arial" w:eastAsia="Arial" w:hAnsi="Arial"/>
           <w:b/>
           <w:bCs/>
-          <w:color w:val="FF002B"/>
+          <w:color w:val="1B4FA0"/>
           <w:spacing w:val="3"/>
           <w:sz w:val="15"/>
           <w:szCs w:val="15"/>
@@ -1607,7 +1607,7 @@
     <w:p>
       <w:pPr>
         <w:pBdr>
-          <w:bottom w:val="single" w:color="FF002B" w:sz="10" w:space="4"/>
+          <w:bottom w:val="single" w:color="1B4FA0" w:sz="10" w:space="4"/>
         </w:pBdr>
         <w:spacing w:after="120" w:before="200"/>
       </w:pPr>
@@ -1667,7 +1667,7 @@
                 <w:rFonts w:ascii="Arial" w:cs="Arial" w:eastAsia="Arial" w:hAnsi="Arial"/>
                 <w:b/>
                 <w:bCs/>
-                <w:color w:val="FF002B"/>
+                <w:color w:val="1B4FA0"/>
                 <w:spacing w:val="3"/>
                 <w:sz w:val="15"/>
                 <w:szCs w:val="15"/>
@@ -1729,7 +1729,7 @@
                 <w:rFonts w:ascii="Arial" w:cs="Arial" w:eastAsia="Arial" w:hAnsi="Arial"/>
                 <w:b/>
                 <w:bCs/>
-                <w:color w:val="FF002B"/>
+                <w:color w:val="1B4FA0"/>
                 <w:spacing w:val="3"/>
                 <w:sz w:val="15"/>
                 <w:szCs w:val="15"/>
@@ -1791,7 +1791,7 @@
                 <w:rFonts w:ascii="Arial" w:cs="Arial" w:eastAsia="Arial" w:hAnsi="Arial"/>
                 <w:b/>
                 <w:bCs/>
-                <w:color w:val="FF002B"/>
+                <w:color w:val="1B4FA0"/>
                 <w:spacing w:val="3"/>
                 <w:sz w:val="15"/>
                 <w:szCs w:val="15"/>
@@ -1834,7 +1834,7 @@
                 <w:rFonts w:ascii="Arial" w:cs="Arial" w:eastAsia="Arial" w:hAnsi="Arial"/>
                 <w:b/>
                 <w:bCs/>
-                <w:color w:val="FF002B"/>
+                <w:color w:val="1B4FA0"/>
                 <w:spacing w:val="3"/>
                 <w:sz w:val="15"/>
                 <w:szCs w:val="15"/>
@@ -1864,7 +1864,7 @@
           <w:rFonts w:ascii="Arial" w:cs="Arial" w:eastAsia="Arial" w:hAnsi="Arial"/>
           <w:b/>
           <w:bCs/>
-          <w:color w:val="FF002B"/>
+          <w:color w:val="1B4FA0"/>
           <w:spacing w:val="3"/>
           <w:sz w:val="15"/>
           <w:szCs w:val="15"/>
@@ -1882,7 +1882,7 @@
     <w:p>
       <w:pPr>
         <w:pBdr>
-          <w:bottom w:val="single" w:color="FF002B" w:sz="10" w:space="4"/>
+          <w:bottom w:val="single" w:color="1B4FA0" w:sz="10" w:space="4"/>
         </w:pBdr>
         <w:spacing w:after="120" w:before="200"/>
       </w:pPr>
@@ -2010,7 +2010,7 @@
     <w:p>
       <w:pPr>
         <w:pBdr>
-          <w:bottom w:val="single" w:color="FF002B" w:sz="10" w:space="4"/>
+          <w:bottom w:val="single" w:color="1B4FA0" w:sz="10" w:space="4"/>
         </w:pBdr>
         <w:spacing w:after="120" w:before="200"/>
       </w:pPr>
@@ -2042,7 +2042,7 @@
       <w:r>
         <w:rPr>
           <w:rFonts w:ascii="Calibri" w:cs="Calibri" w:eastAsia="Calibri" w:hAnsi="Calibri"/>
-          <w:color w:val="FF002B"/>
+          <w:color w:val="1B4FA0"/>
           <w:sz w:val="20"/>
           <w:szCs w:val="20"/>
         </w:rPr>
@@ -2060,7 +2060,7 @@
       <w:r>
         <w:rPr>
           <w:rFonts w:ascii="Calibri" w:cs="Calibri" w:eastAsia="Calibri" w:hAnsi="Calibri"/>
-          <w:color w:val="FF002B"/>
+          <w:color w:val="1B4FA0"/>
           <w:sz w:val="20"/>
           <w:szCs w:val="20"/>
         </w:rPr>
@@ -2070,7 +2070,7 @@
     <w:p>
       <w:pPr>
         <w:pBdr>
-          <w:bottom w:val="single" w:color="FF002B" w:sz="10" w:space="4"/>
+          <w:bottom w:val="single" w:color="1B4FA0" w:sz="10" w:space="4"/>
         </w:pBdr>
         <w:spacing w:after="120" w:before="200"/>
       </w:pPr>
@@ -2120,7 +2120,7 @@
           <w:rFonts w:ascii="Arial" w:cs="Arial" w:eastAsia="Arial" w:hAnsi="Arial"/>
           <w:b/>
           <w:bCs/>
-          <w:color w:val="FF002B"/>
+          <w:color w:val="1B4FA0"/>
           <w:spacing w:val="3"/>
           <w:sz w:val="15"/>
           <w:szCs w:val="15"/>
@@ -2169,7 +2169,7 @@
           <w:rFonts w:ascii="Arial" w:cs="Arial" w:eastAsia="Arial" w:hAnsi="Arial"/>
           <w:b/>
           <w:bCs/>
-          <w:color w:val="FF002B"/>
+          <w:color w:val="1B4FA0"/>
           <w:spacing w:val="3"/>
           <w:sz w:val="15"/>
           <w:szCs w:val="15"/>
@@ -2218,7 +2218,7 @@
           <w:rFonts w:ascii="Arial" w:cs="Arial" w:eastAsia="Arial" w:hAnsi="Arial"/>
           <w:b/>
           <w:bCs/>
-          <w:color w:val="FF002B"/>
+          <w:color w:val="1B4FA0"/>
           <w:spacing w:val="3"/>
           <w:sz w:val="15"/>
           <w:szCs w:val="15"/>
@@ -2389,7 +2389,7 @@
   <w:p>
     <w:pPr>
       <w:pBdr>
-        <w:bottom w:val="single" w:color="FF002B" w:sz="16" w:space="8"/>
+        <w:bottom w:val="single" w:color="1B4FA0" w:sz="16" w:space="8"/>
       </w:pBdr>
       <w:tabs>
         <w:tab w:val="right" w:pos="9792"/>
@@ -2398,7 +2398,7 @@
     <w:r>
       <w:drawing>
         <wp:inline distT="0" distB="0" distL="0" distR="0">
-          <wp:extent cx="1428750" cy="285750"/>
+          <wp:extent cx="1047750" cy="809625"/>
           <wp:effectExtent t="0" r="0" b="0" l="0"/>
           <wp:docPr id="1" name="" descr="" title=""/>
           <wp:cNvGraphicFramePr>
@@ -2423,7 +2423,7 @@
                 <pic:spPr bwMode="auto">
                   <a:xfrm>
                     <a:off x="0" y="0"/>
-                    <a:ext cx="1428750" cy="285750"/>
+                    <a:ext cx="1047750" cy="809625"/>
                   </a:xfrm>
                   <a:prstGeom prst="rect">
                     <a:avLst/>

--- a/exports/cifso-certification-forms/valletta_shift_supervisor_candidate_qualifications.docx
+++ b/exports/cifso-certification-forms/valletta_shift_supervisor_candidate_qualifications.docx
@@ -2239,7 +2239,7 @@
       <w:footerReference w:type="default" r:id="rId9"/>
       <w:footerReference w:type="first" r:id="rId10"/>
       <w:pgSz w:w="12240" w:h="15840" w:orient="portrait"/>
-      <w:pgMar w:top="1224" w:right="1224" w:bottom="1224" w:left="1224" w:header="708" w:footer="708" w:gutter="0"/>
+      <w:pgMar w:top="1440" w:right="1440" w:bottom="1440" w:left="1440" w:header="504" w:footer="504" w:gutter="0"/>
       <w:pgNumType/>
       <w:titlePg/>
       <w:docGrid w:linePitch="360"/>
@@ -2392,13 +2392,13 @@
         <w:bottom w:val="single" w:color="1B4FA0" w:sz="16" w:space="8"/>
       </w:pBdr>
       <w:tabs>
-        <w:tab w:val="right" w:pos="9792"/>
+        <w:tab w:val="right" w:pos="9360"/>
       </w:tabs>
     </w:pPr>
     <w:r>
       <w:drawing>
         <wp:inline distT="0" distB="0" distL="0" distR="0">
-          <wp:extent cx="1047750" cy="809625"/>
+          <wp:extent cx="600075" cy="457200"/>
           <wp:effectExtent t="0" r="0" b="0" l="0"/>
           <wp:docPr id="1" name="" descr="" title=""/>
           <wp:cNvGraphicFramePr>
@@ -2423,7 +2423,7 @@
                 <pic:spPr bwMode="auto">
                   <a:xfrm>
                     <a:off x="0" y="0"/>
-                    <a:ext cx="1047750" cy="809625"/>
+                    <a:ext cx="600075" cy="457200"/>
                   </a:xfrm>
                   <a:prstGeom prst="rect">
                     <a:avLst/>
